--- a/比赛报告_填空版_20261018.docx
+++ b/比赛报告_填空版_20261018.docx
@@ -137,7 +137,7 @@
           <w:rFonts w:hint="eastAsia" w:ascii="Times New Roman" w:hAnsi="Times New Roman" w:eastAsia="宋体" w:cs="Times New Roman"/>
           <w:sz w:val="24"/>
         </w:rPr>
-        <w:t>输入侧使用 SC500CS 摄像头（RAW10、2-lane MIPI，最大 2592×1944@30fps），经 MIPI D-PHY RX、CSI 解包与 RAW10 解包恢复为 40bit/4 像素的 RAW 数据流；图像处理链依次完成黑电平扣除（由盖严镜头实测标定为 56）、BGGR 去马赛克、自动白平衡、镜头色彩暗角校正（LSC）、自动曝光（AE）与 S 曲线色调映射；随后由算法层完成灰度、伪彩、彩条、卡通化等风格化处理，经 6 层 OSD 叠加后写入 DDR2 帧缓存，由 HDMI 1.4b 以 1280×720@60Hz 输出。</w:t>
+        <w:t>输入侧使用 SC500CS 摄像头（RAW10、2-lane MIPI，最大 2592×1944@30fps），经 MIPI D-PHY RX、CSI 解包与 RAW10 解包恢复为 40bit/4 像素的 RAW 数据流；图像处理链依次完成黑电平扣除（由盖严镜头实测标定为 56）、BGGR 去马赛克、自动白平衡、镜头色彩暗角校正（LSC）、自动曝光（AE）与 S 曲线色调映射；随后由算法层完成灰度、伪彩、彩条、卡通化等风格化处理，经 8 层 OSD 叠加后写入 DDR2 帧缓存，由 HDMI 1.4b 以 1280×720@60Hz 输出。</w:t>
       </w:r>
     </w:p>
     <w:p>
@@ -191,7 +191,7 @@
           <w:rFonts w:hint="eastAsia" w:ascii="Times New Roman" w:hAnsi="Times New Roman" w:eastAsia="宋体" w:cs="Times New Roman"/>
           <w:sz w:val="24"/>
         </w:rPr>
-        <w:t>系统在 60fps 下零掉帧运行（帧计数与墙钟误差 &lt;0.3%）；15 分钟连续挂机实测画面亮度漂移 &lt;1%，白平衡 R/G、B/G 稳定在 0.980±0.001；白纸靶面 A/B 对照显示 LSC 使逐列 R/G 极差下降 43%~45.5% 并两批独立复现；采用倒数查表后整机 slice 占用由 83.78% 降至 66.10%，为后续功能留出充足余量。设计流程上建立了「ModelSim Testbench → 全工程编译检查 → TangDynasty 命令行综合布线 → 比特流归档与 md5 台账」的可复现迭代闭环，全部源码、约束、脚本与 16 个版本的比特流均在 Git 仓库中可追溯。</w:t>
+        <w:t>系统在 60fps 下零掉帧运行（帧计数与墙钟误差 &lt;0.3%）；15 分钟连续挂机实测画面亮度漂移 &lt;1%，白平衡 R/G、B/G 稳定在 0.980±0.001；白纸靶面 A/B 对照显示 LSC 使逐列 R/G 极差下降 43%~45.5% 并两批独立复现；采用倒数查表后整机 slice 占用由 83.78% 降至 66.10%，为后续功能留出充足余量。设计流程上建立了「ModelSim Testbench → 全工程编译检查 → TangDynasty 命令行综合布线 → 比特流归档与 md5 台账」的可复现迭代闭环，全部源码、约束、脚本与 34 个版本的比特流均在 Git 仓库中可追溯。</w:t>
       </w:r>
     </w:p>
     <w:p>
@@ -665,7 +665,7 @@
           <w:rFonts w:hint="eastAsia" w:ascii="Times New Roman" w:hAnsi="Times New Roman" w:eastAsia="宋体" w:cs="Times New Roman"/>
           <w:sz w:val="24"/>
         </w:rPr>
-        <w:t>（6）全自研 OSD：单份字符 ROM 支撑 6 个 OSD 图层，含汉字「安路」字模、自绘 Logo ROM 与动态遥测字段。</w:t>
+        <w:t>（6）全自研 OSD：单份字符 ROM 支撑 8 个 OSD 图层，含汉字「安路」字模、自绘 Logo ROM 与动态遥测字段。</w:t>
       </w:r>
     </w:p>
     <w:p>
@@ -1305,7 +1305,7 @@
           <w:rFonts w:hint="eastAsia" w:ascii="Times New Roman" w:hAnsi="Times New Roman" w:eastAsia="宋体" w:cs="Times New Roman"/>
           <w:sz w:val="24"/>
         </w:rPr>
-        <w:t>自顶向下逐级展开：先确定数据通路与时钟域（ISP 域 60MHz / 像素域 75MHz / 串行域 375MHz / 控制域 24MHz），再为每个功能块定义端口与时序契约（AXI4-Stream，逐拍等价）。每加一级都遵守「上下游 tlast/tuser/tvalid 的延迟必须与新增流水线级数一致」的原则。每个新模块配套一个 ModelSim Testbench，用与 RTL 不同源的参考模型逐拍比对；然后跑全工程编译检查（42/43），再交 TangDynasty 命令行综合布线。每版比特流归档并记录 md5、时序与资源，形成 16 个版本的演进台账。上板后按「静止 / 运动」配对采集，用统计脚本量化验收。</w:t>
+        <w:t>自顶向下逐级展开：先确定数据通路与时钟域（ISP 域 60MHz / 像素域 75MHz / 串行域 375MHz / 控制域 24MHz），再为每个功能块定义端口与时序契约（AXI4-Stream，逐拍等价）。每加一级都遵守「上下游 tlast/tuser/tvalid 的延迟必须与新增流水线级数一致」的原则。每个新模块配套一个 ModelSim Testbench，用与 RTL 不同源的参考模型逐拍比对；然后跑全工程编译检查（42/43），再交 TangDynasty 命令行综合布线。每版比特流归档并记录 md5、时序与资源，形成 34 个版本的演进台账。上板后按「静止 / 运动」配对采集，用统计脚本量化验收。</w:t>
       </w:r>
     </w:p>
     <w:p>
@@ -2129,7 +2129,7 @@
           <w:rFonts w:hint="eastAsia" w:ascii="Times New Roman" w:hAnsi="Times New Roman" w:eastAsia="宋体" w:cs="Times New Roman"/>
           <w:sz w:val="24"/>
         </w:rPr>
-        <w:t>（12）`hdmi_mixer`（OSD 叠加）：6 个图层依次判定——安路 Logo（ROM）、帧计数器 CNT（黄 `24'hfff200`）、遥测第 1 行（橙 `24'hff8000`）、遥测第 2 行（橙）、算法模式行 MODE（绿 `24'h00ff88`）、参数状态行（亮青 `24'h00e6ff`）；运动块红色描边也在此层绘制。六层共用唯一一份字符 ROM `osd_char_lib`，ERAM 无新增。</w:t>
+        <w:t>（12）`hdmi_mixer`（OSD 叠加）：8 个图层依次判定——安路 Logo（ROM）、帧计数器 CNT（黄 `24'hfff200`）、遥测第 1 行（橙 `24'hff8000`）、遥测第 2 行（橙）、算法模式行 MODE（绿 `24'h00ff88`）、参数状态行（亮青 `24'h00e6ff`）；运动块红色描边也在此层绘制。六层共用唯一一份字符 ROM `osd_char_lib`，ERAM 无新增。</w:t>
       </w:r>
     </w:p>
     <w:p>
@@ -2334,7 +2334,7 @@
           <w:rFonts w:hint="eastAsia" w:ascii="Times New Roman" w:hAnsi="Times New Roman" w:eastAsia="宋体" w:cs="Times New Roman"/>
           <w:sz w:val="24"/>
         </w:rPr>
-        <w:t>（1）实时画面与 OSD 叠加：6 个图层同时工作（Logo、CNT、两行遥测、MODE、参数行），叠加不影响视频时序。</w:t>
+        <w:t>（1）实时画面与 OSD 叠加：8 个图层同时工作（Logo、CNT、两行遥测、MODE、参数行），叠加不影响视频时序。</w:t>
       </w:r>
     </w:p>
     <w:p>
@@ -2410,7 +2410,7 @@
           <w:rFonts w:hint="eastAsia" w:ascii="Times New Roman" w:hAnsi="Times New Roman" w:eastAsia="宋体" w:cs="Times New Roman"/>
           <w:sz w:val="24"/>
         </w:rPr>
-        <w:t>（5）比特流版本台账：`proj/releases/` 下 16 个版本目录，每版含 `.bit`、压缩版、`route.qor`、`phy.area` 与 `readMe.txt`。</w:t>
+        <w:t>（5）比特流版本台账：`proj/releases/` 下 34 个版本目录，每版含 `.bit`、压缩版、`route.qor`、`phy.area` 与 `readMe.txt`。</w:t>
       </w:r>
     </w:p>
     <w:p>
@@ -3581,7 +3581,7 @@
           <w:rFonts w:hint="eastAsia" w:ascii="Times New Roman" w:hAnsi="Times New Roman" w:eastAsia="宋体" w:cs="Times New Roman"/>
           <w:sz w:val="24"/>
         </w:rPr>
-        <w:t>④ 一块板三个人怎么协作：分支约定、PR 流程、改动顶层文件时在提交信息首行标注 `TOUCHES:`、以及 16 个版本的比特流台账如何让任何一次回滚都有据可依。</w:t>
+        <w:t>④ 一块板三个人怎么协作：分支约定、PR 流程、改动顶层文件时在提交信息首行标注 `TOUCHES:`、以及 34 个版本的比特流台账如何让任何一次回滚都有据可依。</w:t>
       </w:r>
     </w:p>
     <w:p>
